--- a/examples/normalization/doc/05-adaptive-normalization.docx
+++ b/examples/normalization/doc/05-adaptive-normalization.docx
@@ -403,7 +403,7 @@
               <a:graphicData uri="http://schemas.openxmlformats.org/drawingml/2006/picture">
                 <pic:pic>
                   <pic:nvPicPr>
-                    <pic:cNvPr descr="/home/gpca/tspredit/examples/normalization/doc/05-adaptive-normalization_files/2311a3ccdefa9666c559bd154e42236a6cdf3fea.png" id="11" name="Picture"/>
+                    <pic:cNvPr descr="C:\Git\cefet-rj-dal\tspredit\examples\normalization\doc\05-adaptive-normalization_files/716a4d1e457f97618aa46ca41f6f38e17df76816.png" id="11" name="Picture"/>
                     <pic:cNvPicPr>
                       <a:picLocks noChangeArrowheads="1" noChangeAspect="1"/>
                     </pic:cNvPicPr>
@@ -1441,7 +1441,7 @@
               <a:graphicData uri="http://schemas.openxmlformats.org/drawingml/2006/picture">
                 <pic:pic>
                   <pic:nvPicPr>
-                    <pic:cNvPr descr="/home/gpca/tspredit/examples/normalization/doc/05-adaptive-normalization_files/1d7f50d1255d3a7aa17341d9c3b68c1dd696647a.png" id="14" name="Picture"/>
+                    <pic:cNvPr descr="C:\Git\cefet-rj-dal\tspredit\examples\normalization\doc\05-adaptive-normalization_files/52126352f2010d97626491df1b7cb5208d5aef7c.png" id="14" name="Picture"/>
                     <pic:cNvPicPr>
                       <a:picLocks noChangeArrowheads="1" noChangeAspect="1"/>
                     </pic:cNvPicPr>

--- a/examples/normalization/doc/05-adaptive-normalization.docx
+++ b/examples/normalization/doc/05-adaptive-normalization.docx
@@ -403,7 +403,7 @@
               <a:graphicData uri="http://schemas.openxmlformats.org/drawingml/2006/picture">
                 <pic:pic>
                   <pic:nvPicPr>
-                    <pic:cNvPr descr="C:\Git\cefet-rj-dal\tspredit\examples\normalization\doc\05-adaptive-normalization_files/716a4d1e457f97618aa46ca41f6f38e17df76816.png" id="11" name="Picture"/>
+                    <pic:cNvPr descr="C:\Git\dal\tspredit\examples\normalization\doc\05-adaptive-normalization_files/716a4d1e457f97618aa46ca41f6f38e17df76816.png" id="11" name="Picture"/>
                     <pic:cNvPicPr>
                       <a:picLocks noChangeArrowheads="1" noChangeAspect="1"/>
                     </pic:cNvPicPr>
@@ -1441,7 +1441,7 @@
               <a:graphicData uri="http://schemas.openxmlformats.org/drawingml/2006/picture">
                 <pic:pic>
                   <pic:nvPicPr>
-                    <pic:cNvPr descr="C:\Git\cefet-rj-dal\tspredit\examples\normalization\doc\05-adaptive-normalization_files/52126352f2010d97626491df1b7cb5208d5aef7c.png" id="14" name="Picture"/>
+                    <pic:cNvPr descr="C:\Git\dal\tspredit\examples\normalization\doc\05-adaptive-normalization_files/52126352f2010d97626491df1b7cb5208d5aef7c.png" id="14" name="Picture"/>
                     <pic:cNvPicPr>
                       <a:picLocks noChangeArrowheads="1" noChangeAspect="1"/>
                     </pic:cNvPicPr>

--- a/examples/normalization/doc/05-adaptive-normalization.docx
+++ b/examples/normalization/doc/05-adaptive-normalization.docx
@@ -77,6 +77,33 @@
       </w:r>
       <w:r>
         <w:t xml:space="preserve">.</w:t>
+      </w:r>
+    </w:p>
+    <w:p>
+      <w:pPr>
+        <w:pStyle w:val="Compact"/>
+        <w:numPr>
+          <w:ilvl w:val="0"/>
+          <w:numId w:val="1001"/>
+        </w:numPr>
+      </w:pPr>
+      <w:r>
+        <w:t xml:space="preserve">In the current package contract, that adaptive reference is estimated on the full supervised window, so the transformed</w:t>
+      </w:r>
+      <w:r>
+        <w:t xml:space="preserve"> </w:t>
+      </w:r>
+      <w:r>
+        <w:rPr>
+          <w:rStyle w:val="VerbatimChar"/>
+        </w:rPr>
+        <w:t xml:space="preserve">t0</w:t>
+      </w:r>
+      <w:r>
+        <w:t xml:space="preserve"> </w:t>
+      </w:r>
+      <w:r>
+        <w:t xml:space="preserve">follows the same window-wise normalization rule as the lagged values.</w:t>
       </w:r>
     </w:p>
     <w:p>
@@ -559,34 +586,70 @@
         <w:rPr>
           <w:rStyle w:val="VerbatimChar"/>
         </w:rPr>
-        <w:t xml:space="preserve">##             t9        t8        t7        t6        t5        t4        t3        t2        t1        t0</w:t>
-      </w:r>
-      <w:r>
-        <w:br/>
-      </w:r>
-      <w:r>
-        <w:rPr>
-          <w:rStyle w:val="VerbatimChar"/>
-        </w:rPr>
-        <w:t xml:space="preserve">## [1,] 0.0000000 0.2474040 0.4794255 0.6816388 0.8414710 0.9489846 0.9974950 0.9839859 0.9092974 0.7780732</w:t>
-      </w:r>
-      <w:r>
-        <w:br/>
-      </w:r>
-      <w:r>
-        <w:rPr>
-          <w:rStyle w:val="VerbatimChar"/>
-        </w:rPr>
-        <w:t xml:space="preserve">## [2,] 0.2474040 0.4794255 0.6816388 0.8414710 0.9489846 0.9974950 0.9839859 0.9092974 0.7780732 0.5984721</w:t>
-      </w:r>
-      <w:r>
-        <w:br/>
-      </w:r>
-      <w:r>
-        <w:rPr>
-          <w:rStyle w:val="VerbatimChar"/>
-        </w:rPr>
-        <w:t xml:space="preserve">## [3,] 0.4794255 0.6816388 0.8414710 0.9489846 0.9974950 0.9839859 0.9092974 0.7780732 0.5984721 0.3816610</w:t>
+        <w:t xml:space="preserve">##             t9        t8        t7        t6        t5        t4        t3</w:t>
+      </w:r>
+      <w:r>
+        <w:br/>
+      </w:r>
+      <w:r>
+        <w:rPr>
+          <w:rStyle w:val="VerbatimChar"/>
+        </w:rPr>
+        <w:t xml:space="preserve">## [1,] 0.0000000 0.2474040 0.4794255 0.6816388 0.8414710 0.9489846 0.9974950</w:t>
+      </w:r>
+      <w:r>
+        <w:br/>
+      </w:r>
+      <w:r>
+        <w:rPr>
+          <w:rStyle w:val="VerbatimChar"/>
+        </w:rPr>
+        <w:t xml:space="preserve">## [2,] 0.2474040 0.4794255 0.6816388 0.8414710 0.9489846 0.9974950 0.9839859</w:t>
+      </w:r>
+      <w:r>
+        <w:br/>
+      </w:r>
+      <w:r>
+        <w:rPr>
+          <w:rStyle w:val="VerbatimChar"/>
+        </w:rPr>
+        <w:t xml:space="preserve">## [3,] 0.4794255 0.6816388 0.8414710 0.9489846 0.9974950 0.9839859 0.9092974</w:t>
+      </w:r>
+      <w:r>
+        <w:br/>
+      </w:r>
+      <w:r>
+        <w:rPr>
+          <w:rStyle w:val="VerbatimChar"/>
+        </w:rPr>
+        <w:t xml:space="preserve">##             t2        t1        t0</w:t>
+      </w:r>
+      <w:r>
+        <w:br/>
+      </w:r>
+      <w:r>
+        <w:rPr>
+          <w:rStyle w:val="VerbatimChar"/>
+        </w:rPr>
+        <w:t xml:space="preserve">## [1,] 0.9839859 0.9092974 0.7780732</w:t>
+      </w:r>
+      <w:r>
+        <w:br/>
+      </w:r>
+      <w:r>
+        <w:rPr>
+          <w:rStyle w:val="VerbatimChar"/>
+        </w:rPr>
+        <w:t xml:space="preserve">## [2,] 0.9092974 0.7780732 0.5984721</w:t>
+      </w:r>
+      <w:r>
+        <w:br/>
+      </w:r>
+      <w:r>
+        <w:rPr>
+          <w:rStyle w:val="VerbatimChar"/>
+        </w:rPr>
+        <w:t xml:space="preserve">## [3,] 0.7780732 0.5984721 0.3816610</w:t>
       </w:r>
     </w:p>
     <w:p>
@@ -857,34 +920,70 @@
         <w:rPr>
           <w:rStyle w:val="VerbatimChar"/>
         </w:rPr>
-        <w:t xml:space="preserve">##             t9        t8        t7        t6        t5        t4        t3        t2        t1        t0</w:t>
-      </w:r>
-      <w:r>
-        <w:br/>
-      </w:r>
-      <w:r>
-        <w:rPr>
-          <w:rStyle w:val="VerbatimChar"/>
-        </w:rPr>
-        <w:t xml:space="preserve">## [1,] 0.4104005 0.4703532 0.5265782 0.5755799 0.6143115 0.6403650 0.6521203 0.6488467 0.6307477 0.5989485</w:t>
-      </w:r>
-      <w:r>
-        <w:br/>
-      </w:r>
-      <w:r>
-        <w:rPr>
-          <w:rStyle w:val="VerbatimChar"/>
-        </w:rPr>
-        <w:t xml:space="preserve">## [2,] 0.4655475 0.5172657 0.5623396 0.5979666 0.6219317 0.6327448 0.6297336 0.6130853 0.5838351 0.5438015</w:t>
-      </w:r>
-      <w:r>
-        <w:br/>
-      </w:r>
-      <w:r>
-        <w:rPr>
-          <w:rStyle w:val="VerbatimChar"/>
-        </w:rPr>
-        <w:t xml:space="preserve">## [3,] 0.5153781 0.5596557 0.5946534 0.6181952 0.6288172 0.6258592 0.6095050 0.5807715 0.5414451 0.4939710</w:t>
+        <w:t xml:space="preserve">##             t9        t8        t7        t6        t5        t4        t3</w:t>
+      </w:r>
+      <w:r>
+        <w:br/>
+      </w:r>
+      <w:r>
+        <w:rPr>
+          <w:rStyle w:val="VerbatimChar"/>
+        </w:rPr>
+        <w:t xml:space="preserve">## [1,] 0.4149898 0.4690512 0.5197513 0.5639379 0.5988636 0.6223569 0.6329571</w:t>
+      </w:r>
+      <w:r>
+        <w:br/>
+      </w:r>
+      <w:r>
+        <w:rPr>
+          <w:rStyle w:val="VerbatimChar"/>
+        </w:rPr>
+        <w:t xml:space="preserve">## [2,] 0.4647178 0.5113539 0.5519987 0.5841248 0.6057350 0.6154855 0.6127702</w:t>
+      </w:r>
+      <w:r>
+        <w:br/>
+      </w:r>
+      <w:r>
+        <w:rPr>
+          <w:rStyle w:val="VerbatimChar"/>
+        </w:rPr>
+        <w:t xml:space="preserve">## [3,] 0.5096517 0.5495785 0.5811372 0.6023656 0.6119439 0.6092766 0.5945294</w:t>
+      </w:r>
+      <w:r>
+        <w:br/>
+      </w:r>
+      <w:r>
+        <w:rPr>
+          <w:rStyle w:val="VerbatimChar"/>
+        </w:rPr>
+        <w:t xml:space="preserve">##             t2        t1        t0</w:t>
+      </w:r>
+      <w:r>
+        <w:br/>
+      </w:r>
+      <w:r>
+        <w:rPr>
+          <w:rStyle w:val="VerbatimChar"/>
+        </w:rPr>
+        <w:t xml:space="preserve">## [1,] 0.6300052 0.6136847 0.5850102</w:t>
+      </w:r>
+      <w:r>
+        <w:br/>
+      </w:r>
+      <w:r>
+        <w:rPr>
+          <w:rStyle w:val="VerbatimChar"/>
+        </w:rPr>
+        <w:t xml:space="preserve">## [2,] 0.5977579 0.5713819 0.5352822</w:t>
+      </w:r>
+      <w:r>
+        <w:br/>
+      </w:r>
+      <w:r>
+        <w:rPr>
+          <w:rStyle w:val="VerbatimChar"/>
+        </w:rPr>
+        <w:t xml:space="preserve">## [3,] 0.5686194 0.5331573 0.4903483</w:t>
       </w:r>
     </w:p>
     <w:p>
@@ -933,52 +1032,52 @@
         <w:rPr>
           <w:rStyle w:val="VerbatimChar"/>
         </w:rPr>
-        <w:t xml:space="preserve">##  Min.   :-11.3835  </w:t>
-      </w:r>
-      <w:r>
-        <w:br/>
-      </w:r>
-      <w:r>
-        <w:rPr>
-          <w:rStyle w:val="VerbatimChar"/>
-        </w:rPr>
-        <w:t xml:space="preserve">##  1st Qu.:  0.3097  </w:t>
-      </w:r>
-      <w:r>
-        <w:br/>
-      </w:r>
-      <w:r>
-        <w:rPr>
-          <w:rStyle w:val="VerbatimChar"/>
-        </w:rPr>
-        <w:t xml:space="preserve">##  Median :  0.4831  </w:t>
-      </w:r>
-      <w:r>
-        <w:br/>
-      </w:r>
-      <w:r>
-        <w:rPr>
-          <w:rStyle w:val="VerbatimChar"/>
-        </w:rPr>
-        <w:t xml:space="preserve">##  Mean   :  0.1555  </w:t>
-      </w:r>
-      <w:r>
-        <w:br/>
-      </w:r>
-      <w:r>
-        <w:rPr>
-          <w:rStyle w:val="VerbatimChar"/>
-        </w:rPr>
-        <w:t xml:space="preserve">##  3rd Qu.:  0.6143  </w:t>
-      </w:r>
-      <w:r>
-        <w:br/>
-      </w:r>
-      <w:r>
-        <w:rPr>
-          <w:rStyle w:val="VerbatimChar"/>
-        </w:rPr>
-        <w:t xml:space="preserve">##  Max.   :  2.6473</w:t>
+        <w:t xml:space="preserve">##  Min.   :-10.2200  </w:t>
+      </w:r>
+      <w:r>
+        <w:br/>
+      </w:r>
+      <w:r>
+        <w:rPr>
+          <w:rStyle w:val="VerbatimChar"/>
+        </w:rPr>
+        <w:t xml:space="preserve">##  1st Qu.:  0.3242  </w:t>
+      </w:r>
+      <w:r>
+        <w:br/>
+      </w:r>
+      <w:r>
+        <w:rPr>
+          <w:rStyle w:val="VerbatimChar"/>
+        </w:rPr>
+        <w:t xml:space="preserve">##  Median :  0.4806  </w:t>
+      </w:r>
+      <w:r>
+        <w:br/>
+      </w:r>
+      <w:r>
+        <w:rPr>
+          <w:rStyle w:val="VerbatimChar"/>
+        </w:rPr>
+        <w:t xml:space="preserve">##  Mean   :  0.1852  </w:t>
+      </w:r>
+      <w:r>
+        <w:br/>
+      </w:r>
+      <w:r>
+        <w:rPr>
+          <w:rStyle w:val="VerbatimChar"/>
+        </w:rPr>
+        <w:t xml:space="preserve">##  3rd Qu.:  0.5989  </w:t>
+      </w:r>
+      <w:r>
+        <w:br/>
+      </w:r>
+      <w:r>
+        <w:rPr>
+          <w:rStyle w:val="VerbatimChar"/>
+        </w:rPr>
+        <w:t xml:space="preserve">##  Max.   :  2.4320</w:t>
       </w:r>
     </w:p>
     <w:p>
@@ -1268,19 +1367,247 @@
         <w:rPr>
           <w:rStyle w:val="FunctionTok"/>
         </w:rPr>
-        <w:t xml:space="preserve">ggplot</w:t>
-      </w:r>
-      <w:r>
-        <w:rPr>
-          <w:rStyle w:val="NormalTok"/>
-        </w:rPr>
-        <w:t xml:space="preserve">(compare_t0, </w:t>
+        <w:t xml:space="preserve">plot_ts_pred</w:t>
+      </w:r>
+      <w:r>
+        <w:rPr>
+          <w:rStyle w:val="NormalTok"/>
+        </w:rPr>
+        <w:t xml:space="preserve">(</w:t>
+      </w:r>
+      <w:r>
+        <w:br/>
+      </w:r>
+      <w:r>
+        <w:rPr>
+          <w:rStyle w:val="NormalTok"/>
+        </w:rPr>
+        <w:t xml:space="preserve">  </w:t>
+      </w:r>
+      <w:r>
+        <w:rPr>
+          <w:rStyle w:val="AttributeTok"/>
+        </w:rPr>
+        <w:t xml:space="preserve">x =</w:t>
+      </w:r>
+      <w:r>
+        <w:rPr>
+          <w:rStyle w:val="NormalTok"/>
+        </w:rPr>
+        <w:t xml:space="preserve"> compare_t0[compare_t0</w:t>
+      </w:r>
+      <w:r>
+        <w:rPr>
+          <w:rStyle w:val="SpecialCharTok"/>
+        </w:rPr>
+        <w:t xml:space="preserve">$</w:t>
+      </w:r>
+      <w:r>
+        <w:rPr>
+          <w:rStyle w:val="NormalTok"/>
+        </w:rPr>
+        <w:t xml:space="preserve">series </w:t>
+      </w:r>
+      <w:r>
+        <w:rPr>
+          <w:rStyle w:val="SpecialCharTok"/>
+        </w:rPr>
+        <w:t xml:space="preserve">==</w:t>
+      </w:r>
+      <w:r>
+        <w:rPr>
+          <w:rStyle w:val="NormalTok"/>
+        </w:rPr>
+        <w:t xml:space="preserve"> </w:t>
+      </w:r>
+      <w:r>
+        <w:rPr>
+          <w:rStyle w:val="StringTok"/>
+        </w:rPr>
+        <w:t xml:space="preserve">"original t0"</w:t>
+      </w:r>
+      <w:r>
+        <w:rPr>
+          <w:rStyle w:val="NormalTok"/>
+        </w:rPr>
+        <w:t xml:space="preserve">, </w:t>
+      </w:r>
+      <w:r>
+        <w:rPr>
+          <w:rStyle w:val="StringTok"/>
+        </w:rPr>
+        <w:t xml:space="preserve">"idx"</w:t>
+      </w:r>
+      <w:r>
+        <w:rPr>
+          <w:rStyle w:val="NormalTok"/>
+        </w:rPr>
+        <w:t xml:space="preserve">],</w:t>
+      </w:r>
+      <w:r>
+        <w:br/>
+      </w:r>
+      <w:r>
+        <w:rPr>
+          <w:rStyle w:val="NormalTok"/>
+        </w:rPr>
+        <w:t xml:space="preserve">  </w:t>
+      </w:r>
+      <w:r>
+        <w:rPr>
+          <w:rStyle w:val="AttributeTok"/>
+        </w:rPr>
+        <w:t xml:space="preserve">y =</w:t>
+      </w:r>
+      <w:r>
+        <w:rPr>
+          <w:rStyle w:val="NormalTok"/>
+        </w:rPr>
+        <w:t xml:space="preserve"> compare_t0[compare_t0</w:t>
+      </w:r>
+      <w:r>
+        <w:rPr>
+          <w:rStyle w:val="SpecialCharTok"/>
+        </w:rPr>
+        <w:t xml:space="preserve">$</w:t>
+      </w:r>
+      <w:r>
+        <w:rPr>
+          <w:rStyle w:val="NormalTok"/>
+        </w:rPr>
+        <w:t xml:space="preserve">series </w:t>
+      </w:r>
+      <w:r>
+        <w:rPr>
+          <w:rStyle w:val="SpecialCharTok"/>
+        </w:rPr>
+        <w:t xml:space="preserve">==</w:t>
+      </w:r>
+      <w:r>
+        <w:rPr>
+          <w:rStyle w:val="NormalTok"/>
+        </w:rPr>
+        <w:t xml:space="preserve"> </w:t>
+      </w:r>
+      <w:r>
+        <w:rPr>
+          <w:rStyle w:val="StringTok"/>
+        </w:rPr>
+        <w:t xml:space="preserve">"original t0"</w:t>
+      </w:r>
+      <w:r>
+        <w:rPr>
+          <w:rStyle w:val="NormalTok"/>
+        </w:rPr>
+        <w:t xml:space="preserve">, </w:t>
+      </w:r>
+      <w:r>
+        <w:rPr>
+          <w:rStyle w:val="StringTok"/>
+        </w:rPr>
+        <w:t xml:space="preserve">"value"</w:t>
+      </w:r>
+      <w:r>
+        <w:rPr>
+          <w:rStyle w:val="NormalTok"/>
+        </w:rPr>
+        <w:t xml:space="preserve">],</w:t>
+      </w:r>
+      <w:r>
+        <w:br/>
+      </w:r>
+      <w:r>
+        <w:rPr>
+          <w:rStyle w:val="NormalTok"/>
+        </w:rPr>
+        <w:t xml:space="preserve">  </w:t>
+      </w:r>
+      <w:r>
+        <w:rPr>
+          <w:rStyle w:val="AttributeTok"/>
+        </w:rPr>
+        <w:t xml:space="preserve">yadj =</w:t>
+      </w:r>
+      <w:r>
+        <w:rPr>
+          <w:rStyle w:val="NormalTok"/>
+        </w:rPr>
+        <w:t xml:space="preserve"> compare_t0[compare_t0</w:t>
+      </w:r>
+      <w:r>
+        <w:rPr>
+          <w:rStyle w:val="SpecialCharTok"/>
+        </w:rPr>
+        <w:t xml:space="preserve">$</w:t>
+      </w:r>
+      <w:r>
+        <w:rPr>
+          <w:rStyle w:val="NormalTok"/>
+        </w:rPr>
+        <w:t xml:space="preserve">series </w:t>
+      </w:r>
+      <w:r>
+        <w:rPr>
+          <w:rStyle w:val="SpecialCharTok"/>
+        </w:rPr>
+        <w:t xml:space="preserve">==</w:t>
+      </w:r>
+      <w:r>
+        <w:rPr>
+          <w:rStyle w:val="NormalTok"/>
+        </w:rPr>
+        <w:t xml:space="preserve"> </w:t>
+      </w:r>
+      <w:r>
+        <w:rPr>
+          <w:rStyle w:val="StringTok"/>
+        </w:rPr>
+        <w:t xml:space="preserve">"transformed t0"</w:t>
+      </w:r>
+      <w:r>
+        <w:rPr>
+          <w:rStyle w:val="NormalTok"/>
+        </w:rPr>
+        <w:t xml:space="preserve">, </w:t>
+      </w:r>
+      <w:r>
+        <w:rPr>
+          <w:rStyle w:val="StringTok"/>
+        </w:rPr>
+        <w:t xml:space="preserve">"value"</w:t>
+      </w:r>
+      <w:r>
+        <w:rPr>
+          <w:rStyle w:val="NormalTok"/>
+        </w:rPr>
+        <w:t xml:space="preserve">]</w:t>
+      </w:r>
+      <w:r>
+        <w:br/>
+      </w:r>
+      <w:r>
+        <w:rPr>
+          <w:rStyle w:val="NormalTok"/>
+        </w:rPr>
+        <w:t xml:space="preserve">) </w:t>
+      </w:r>
+      <w:r>
+        <w:rPr>
+          <w:rStyle w:val="SpecialCharTok"/>
+        </w:rPr>
+        <w:t xml:space="preserve">+</w:t>
+      </w:r>
+      <w:r>
+        <w:rPr>
+          <w:rStyle w:val="NormalTok"/>
+        </w:rPr>
+        <w:t xml:space="preserve"> </w:t>
       </w:r>
       <w:r>
         <w:rPr>
           <w:rStyle w:val="FunctionTok"/>
         </w:rPr>
-        <w:t xml:space="preserve">aes</w:t>
+        <w:t xml:space="preserve">theme</w:t>
       </w:r>
       <w:r>
         <w:rPr>
@@ -1292,70 +1619,31 @@
         <w:rPr>
           <w:rStyle w:val="AttributeTok"/>
         </w:rPr>
-        <w:t xml:space="preserve">x =</w:t>
-      </w:r>
-      <w:r>
-        <w:rPr>
-          <w:rStyle w:val="NormalTok"/>
-        </w:rPr>
-        <w:t xml:space="preserve"> idx, </w:t>
+        <w:t xml:space="preserve">text =</w:t>
+      </w:r>
+      <w:r>
+        <w:rPr>
+          <w:rStyle w:val="NormalTok"/>
+        </w:rPr>
+        <w:t xml:space="preserve"> </w:t>
+      </w:r>
+      <w:r>
+        <w:rPr>
+          <w:rStyle w:val="FunctionTok"/>
+        </w:rPr>
+        <w:t xml:space="preserve">element_text</w:t>
+      </w:r>
+      <w:r>
+        <w:rPr>
+          <w:rStyle w:val="NormalTok"/>
+        </w:rPr>
+        <w:t xml:space="preserve">(</w:t>
       </w:r>
       <w:r>
         <w:rPr>
           <w:rStyle w:val="AttributeTok"/>
         </w:rPr>
-        <w:t xml:space="preserve">y =</w:t>
-      </w:r>
-      <w:r>
-        <w:rPr>
-          <w:rStyle w:val="NormalTok"/>
-        </w:rPr>
-        <w:t xml:space="preserve"> value, </w:t>
-      </w:r>
-      <w:r>
-        <w:rPr>
-          <w:rStyle w:val="AttributeTok"/>
-        </w:rPr>
-        <w:t xml:space="preserve">color =</w:t>
-      </w:r>
-      <w:r>
-        <w:rPr>
-          <w:rStyle w:val="NormalTok"/>
-        </w:rPr>
-        <w:t xml:space="preserve"> series)) </w:t>
-      </w:r>
-      <w:r>
-        <w:rPr>
-          <w:rStyle w:val="SpecialCharTok"/>
-        </w:rPr>
-        <w:t xml:space="preserve">+</w:t>
-      </w:r>
-      <w:r>
-        <w:br/>
-      </w:r>
-      <w:r>
-        <w:rPr>
-          <w:rStyle w:val="NormalTok"/>
-        </w:rPr>
-        <w:t xml:space="preserve">  </w:t>
-      </w:r>
-      <w:r>
-        <w:rPr>
-          <w:rStyle w:val="FunctionTok"/>
-        </w:rPr>
-        <w:t xml:space="preserve">geom_line</w:t>
-      </w:r>
-      <w:r>
-        <w:rPr>
-          <w:rStyle w:val="NormalTok"/>
-        </w:rPr>
-        <w:t xml:space="preserve">(</w:t>
-      </w:r>
-      <w:r>
-        <w:rPr>
-          <w:rStyle w:val="AttributeTok"/>
-        </w:rPr>
-        <w:t xml:space="preserve">linewidth =</w:t>
+        <w:t xml:space="preserve">size =</w:t>
       </w:r>
       <w:r>
         <w:rPr>
@@ -1365,66 +1653,15 @@
       </w:r>
       <w:r>
         <w:rPr>
-          <w:rStyle w:val="FloatTok"/>
-        </w:rPr>
-        <w:t xml:space="preserve">0.7</w:t>
-      </w:r>
-      <w:r>
-        <w:rPr>
-          <w:rStyle w:val="NormalTok"/>
-        </w:rPr>
-        <w:t xml:space="preserve">) </w:t>
-      </w:r>
-      <w:r>
-        <w:rPr>
-          <w:rStyle w:val="SpecialCharTok"/>
-        </w:rPr>
-        <w:t xml:space="preserve">+</w:t>
-      </w:r>
-      <w:r>
-        <w:br/>
-      </w:r>
-      <w:r>
-        <w:rPr>
-          <w:rStyle w:val="NormalTok"/>
-        </w:rPr>
-        <w:t xml:space="preserve">  </w:t>
-      </w:r>
-      <w:r>
-        <w:rPr>
-          <w:rStyle w:val="FunctionTok"/>
-        </w:rPr>
-        <w:t xml:space="preserve">theme_minimal</w:t>
-      </w:r>
-      <w:r>
-        <w:rPr>
-          <w:rStyle w:val="NormalTok"/>
-        </w:rPr>
-        <w:t xml:space="preserve">(</w:t>
-      </w:r>
-      <w:r>
-        <w:rPr>
-          <w:rStyle w:val="AttributeTok"/>
-        </w:rPr>
-        <w:t xml:space="preserve">base_size =</w:t>
-      </w:r>
-      <w:r>
-        <w:rPr>
-          <w:rStyle w:val="NormalTok"/>
-        </w:rPr>
-        <w:t xml:space="preserve"> </w:t>
-      </w:r>
-      <w:r>
-        <w:rPr>
           <w:rStyle w:val="DecValTok"/>
         </w:rPr>
-        <w:t xml:space="preserve">14</w:t>
-      </w:r>
-      <w:r>
-        <w:rPr>
-          <w:rStyle w:val="NormalTok"/>
-        </w:rPr>
-        <w:t xml:space="preserve">)</w:t>
+        <w:t xml:space="preserve">16</w:t>
+      </w:r>
+      <w:r>
+        <w:rPr>
+          <w:rStyle w:val="NormalTok"/>
+        </w:rPr>
+        <w:t xml:space="preserve">))</w:t>
       </w:r>
     </w:p>
     <w:p>
@@ -1441,7 +1678,7 @@
               <a:graphicData uri="http://schemas.openxmlformats.org/drawingml/2006/picture">
                 <pic:pic>
                   <pic:nvPicPr>
-                    <pic:cNvPr descr="C:\Git\dal\tspredit\examples\normalization\doc\05-adaptive-normalization_files/52126352f2010d97626491df1b7cb5208d5aef7c.png" id="14" name="Picture"/>
+                    <pic:cNvPr descr="C:\Git\dal\tspredit\examples\normalization\doc\05-adaptive-normalization_files/29ce265b3ce6d7d369fc8e84c45a278702173919.png" id="14" name="Picture"/>
                     <pic:cNvPicPr>
                       <a:picLocks noChangeArrowheads="1" noChangeAspect="1"/>
                     </pic:cNvPicPr>

--- a/examples/normalization/doc/05-adaptive-normalization.docx
+++ b/examples/normalization/doc/05-adaptive-normalization.docx
@@ -430,7 +430,7 @@
               <a:graphicData uri="http://schemas.openxmlformats.org/drawingml/2006/picture">
                 <pic:pic>
                   <pic:nvPicPr>
-                    <pic:cNvPr descr="C:\Git\dal\tspredit\examples\normalization\doc\05-adaptive-normalization_files/716a4d1e457f97618aa46ca41f6f38e17df76816.png" id="11" name="Picture"/>
+                    <pic:cNvPr descr="/home/gpca/tspredit/examples/normalization/doc/05-adaptive-normalization_files/2311a3ccdefa9666c559bd154e42236a6cdf3fea.png" id="11" name="Picture"/>
                     <pic:cNvPicPr>
                       <a:picLocks noChangeArrowheads="1" noChangeAspect="1"/>
                     </pic:cNvPicPr>
@@ -586,7 +586,7 @@
         <w:rPr>
           <w:rStyle w:val="VerbatimChar"/>
         </w:rPr>
-        <w:t xml:space="preserve">##             t9        t8        t7        t6        t5        t4        t3</w:t>
+        <w:t xml:space="preserve">##             t9        t8        t7        t6        t5        t4        t3        t2        t1        t0</w:t>
       </w:r>
       <w:r>
         <w:br/>
@@ -595,7 +595,7 @@
         <w:rPr>
           <w:rStyle w:val="VerbatimChar"/>
         </w:rPr>
-        <w:t xml:space="preserve">## [1,] 0.0000000 0.2474040 0.4794255 0.6816388 0.8414710 0.9489846 0.9974950</w:t>
+        <w:t xml:space="preserve">## [1,] 0.0000000 0.2474040 0.4794255 0.6816388 0.8414710 0.9489846 0.9974950 0.9839859 0.9092974 0.7780732</w:t>
       </w:r>
       <w:r>
         <w:br/>
@@ -604,7 +604,7 @@
         <w:rPr>
           <w:rStyle w:val="VerbatimChar"/>
         </w:rPr>
-        <w:t xml:space="preserve">## [2,] 0.2474040 0.4794255 0.6816388 0.8414710 0.9489846 0.9974950 0.9839859</w:t>
+        <w:t xml:space="preserve">## [2,] 0.2474040 0.4794255 0.6816388 0.8414710 0.9489846 0.9974950 0.9839859 0.9092974 0.7780732 0.5984721</w:t>
       </w:r>
       <w:r>
         <w:br/>
@@ -613,16 +613,47 @@
         <w:rPr>
           <w:rStyle w:val="VerbatimChar"/>
         </w:rPr>
-        <w:t xml:space="preserve">## [3,] 0.4794255 0.6816388 0.8414710 0.9489846 0.9974950 0.9839859 0.9092974</w:t>
-      </w:r>
-      <w:r>
-        <w:br/>
-      </w:r>
+        <w:t xml:space="preserve">## [3,] 0.4794255 0.6816388 0.8414710 0.9489846 0.9974950 0.9839859 0.9092974 0.7780732 0.5984721 0.3816610</w:t>
+      </w:r>
+    </w:p>
+    <w:p>
+      <w:pPr>
+        <w:pStyle w:val="SourceCode"/>
+      </w:pPr>
+      <w:r>
+        <w:rPr>
+          <w:rStyle w:val="FunctionTok"/>
+        </w:rPr>
+        <w:t xml:space="preserve">summary</w:t>
+      </w:r>
+      <w:r>
+        <w:rPr>
+          <w:rStyle w:val="NormalTok"/>
+        </w:rPr>
+        <w:t xml:space="preserve">(ts[, </w:t>
+      </w:r>
+      <w:r>
+        <w:rPr>
+          <w:rStyle w:val="DecValTok"/>
+        </w:rPr>
+        <w:t xml:space="preserve">10</w:t>
+      </w:r>
+      <w:r>
+        <w:rPr>
+          <w:rStyle w:val="NormalTok"/>
+        </w:rPr>
+        <w:t xml:space="preserve">])</w:t>
+      </w:r>
+    </w:p>
+    <w:p>
+      <w:pPr>
+        <w:pStyle w:val="SourceCode"/>
+      </w:pPr>
       <w:r>
         <w:rPr>
           <w:rStyle w:val="VerbatimChar"/>
         </w:rPr>
-        <w:t xml:space="preserve">##             t2        t1        t0</w:t>
+        <w:t xml:space="preserve">##        t0          </w:t>
       </w:r>
       <w:r>
         <w:br/>
@@ -631,7 +662,7 @@
         <w:rPr>
           <w:rStyle w:val="VerbatimChar"/>
         </w:rPr>
-        <w:t xml:space="preserve">## [1,] 0.9839859 0.9092974 0.7780732</w:t>
+        <w:t xml:space="preserve">##  Min.   :-0.99929  </w:t>
       </w:r>
       <w:r>
         <w:br/>
@@ -640,7 +671,7 @@
         <w:rPr>
           <w:rStyle w:val="VerbatimChar"/>
         </w:rPr>
-        <w:t xml:space="preserve">## [2,] 0.9092974 0.7780732 0.5984721</w:t>
+        <w:t xml:space="preserve">##  1st Qu.:-0.55091  </w:t>
       </w:r>
       <w:r>
         <w:br/>
@@ -649,7 +680,57 @@
         <w:rPr>
           <w:rStyle w:val="VerbatimChar"/>
         </w:rPr>
-        <w:t xml:space="preserve">## [3,] 0.7780732 0.5984721 0.3816610</w:t>
+        <w:t xml:space="preserve">##  Median : 0.05397  </w:t>
+      </w:r>
+      <w:r>
+        <w:br/>
+      </w:r>
+      <w:r>
+        <w:rPr>
+          <w:rStyle w:val="VerbatimChar"/>
+        </w:rPr>
+        <w:t xml:space="preserve">##  Mean   : 0.02988  </w:t>
+      </w:r>
+      <w:r>
+        <w:br/>
+      </w:r>
+      <w:r>
+        <w:rPr>
+          <w:rStyle w:val="VerbatimChar"/>
+        </w:rPr>
+        <w:t xml:space="preserve">##  3rd Qu.: 0.63279  </w:t>
+      </w:r>
+      <w:r>
+        <w:br/>
+      </w:r>
+      <w:r>
+        <w:rPr>
+          <w:rStyle w:val="VerbatimChar"/>
+        </w:rPr>
+        <w:t xml:space="preserve">##  Max.   : 0.99460</w:t>
+      </w:r>
+    </w:p>
+    <w:p>
+      <w:pPr>
+        <w:pStyle w:val="FirstParagraph"/>
+      </w:pPr>
+      <w:r>
+        <w:t xml:space="preserve">We now apply the divisive version of adaptive normalization and compare the</w:t>
+      </w:r>
+      <w:r>
+        <w:t xml:space="preserve"> </w:t>
+      </w:r>
+      <w:r>
+        <w:t xml:space="preserve">supervised target column (</w:t>
+      </w:r>
+      <w:r>
+        <w:rPr>
+          <w:rStyle w:val="VerbatimChar"/>
+        </w:rPr>
+        <w:t xml:space="preserve">t0</w:t>
+      </w:r>
+      <w:r>
+        <w:t xml:space="preserve">) before and after the transformation.</w:t>
       </w:r>
     </w:p>
     <w:p>
@@ -658,27 +739,141 @@
       </w:pPr>
       <w:r>
         <w:rPr>
+          <w:rStyle w:val="NormalTok"/>
+        </w:rPr>
+        <w:t xml:space="preserve">preproc </w:t>
+      </w:r>
+      <w:r>
+        <w:rPr>
+          <w:rStyle w:val="OtherTok"/>
+        </w:rPr>
+        <w:t xml:space="preserve">&lt;-</w:t>
+      </w:r>
+      <w:r>
+        <w:rPr>
+          <w:rStyle w:val="NormalTok"/>
+        </w:rPr>
+        <w:t xml:space="preserve"> </w:t>
+      </w:r>
+      <w:r>
+        <w:rPr>
           <w:rStyle w:val="FunctionTok"/>
         </w:rPr>
-        <w:t xml:space="preserve">summary</w:t>
-      </w:r>
-      <w:r>
-        <w:rPr>
-          <w:rStyle w:val="NormalTok"/>
-        </w:rPr>
-        <w:t xml:space="preserve">(ts[, </w:t>
+        <w:t xml:space="preserve">ts_norm_an</w:t>
+      </w:r>
+      <w:r>
+        <w:rPr>
+          <w:rStyle w:val="NormalTok"/>
+        </w:rPr>
+        <w:t xml:space="preserve">()</w:t>
+      </w:r>
+      <w:r>
+        <w:br/>
+      </w:r>
+      <w:r>
+        <w:rPr>
+          <w:rStyle w:val="FunctionTok"/>
+        </w:rPr>
+        <w:t xml:space="preserve">set_example_seed</w:t>
+      </w:r>
+      <w:r>
+        <w:rPr>
+          <w:rStyle w:val="NormalTok"/>
+        </w:rPr>
+        <w:t xml:space="preserve">()</w:t>
+      </w:r>
+      <w:r>
+        <w:br/>
+      </w:r>
+      <w:r>
+        <w:rPr>
+          <w:rStyle w:val="NormalTok"/>
+        </w:rPr>
+        <w:t xml:space="preserve">preproc </w:t>
+      </w:r>
+      <w:r>
+        <w:rPr>
+          <w:rStyle w:val="OtherTok"/>
+        </w:rPr>
+        <w:t xml:space="preserve">&lt;-</w:t>
+      </w:r>
+      <w:r>
+        <w:rPr>
+          <w:rStyle w:val="NormalTok"/>
+        </w:rPr>
+        <w:t xml:space="preserve"> </w:t>
+      </w:r>
+      <w:r>
+        <w:rPr>
+          <w:rStyle w:val="FunctionTok"/>
+        </w:rPr>
+        <w:t xml:space="preserve">fit</w:t>
+      </w:r>
+      <w:r>
+        <w:rPr>
+          <w:rStyle w:val="NormalTok"/>
+        </w:rPr>
+        <w:t xml:space="preserve">(preproc, ts)</w:t>
+      </w:r>
+      <w:r>
+        <w:br/>
+      </w:r>
+      <w:r>
+        <w:rPr>
+          <w:rStyle w:val="NormalTok"/>
+        </w:rPr>
+        <w:t xml:space="preserve">tst </w:t>
+      </w:r>
+      <w:r>
+        <w:rPr>
+          <w:rStyle w:val="OtherTok"/>
+        </w:rPr>
+        <w:t xml:space="preserve">&lt;-</w:t>
+      </w:r>
+      <w:r>
+        <w:rPr>
+          <w:rStyle w:val="NormalTok"/>
+        </w:rPr>
+        <w:t xml:space="preserve"> </w:t>
+      </w:r>
+      <w:r>
+        <w:rPr>
+          <w:rStyle w:val="FunctionTok"/>
+        </w:rPr>
+        <w:t xml:space="preserve">transform</w:t>
+      </w:r>
+      <w:r>
+        <w:rPr>
+          <w:rStyle w:val="NormalTok"/>
+        </w:rPr>
+        <w:t xml:space="preserve">(preproc, ts)</w:t>
+      </w:r>
+      <w:r>
+        <w:br/>
+      </w:r>
+      <w:r>
+        <w:rPr>
+          <w:rStyle w:val="FunctionTok"/>
+        </w:rPr>
+        <w:t xml:space="preserve">ts_head</w:t>
+      </w:r>
+      <w:r>
+        <w:rPr>
+          <w:rStyle w:val="NormalTok"/>
+        </w:rPr>
+        <w:t xml:space="preserve">(tst, </w:t>
       </w:r>
       <w:r>
         <w:rPr>
           <w:rStyle w:val="DecValTok"/>
         </w:rPr>
-        <w:t xml:space="preserve">10</w:t>
-      </w:r>
-      <w:r>
-        <w:rPr>
-          <w:rStyle w:val="NormalTok"/>
-        </w:rPr>
-        <w:t xml:space="preserve">])</w:t>
+        <w:t xml:space="preserve">3</w:t>
+      </w:r>
+      <w:r>
+        <w:rPr>
+          <w:rStyle w:val="NormalTok"/>
+        </w:rPr>
+        <w:t xml:space="preserve">)</w:t>
       </w:r>
     </w:p>
     <w:p>
@@ -689,7 +884,7 @@
         <w:rPr>
           <w:rStyle w:val="VerbatimChar"/>
         </w:rPr>
-        <w:t xml:space="preserve">##        t0          </w:t>
+        <w:t xml:space="preserve">##             t9        t8        t7        t6        t5        t4        t3        t2        t1        t0</w:t>
       </w:r>
       <w:r>
         <w:br/>
@@ -698,7 +893,7 @@
         <w:rPr>
           <w:rStyle w:val="VerbatimChar"/>
         </w:rPr>
-        <w:t xml:space="preserve">##  Min.   :-0.99929  </w:t>
+        <w:t xml:space="preserve">## [1,] 0.4149898 0.4690512 0.5197513 0.5639379 0.5988636 0.6223569 0.6329571 0.6300052 0.6136847 0.5850102</w:t>
       </w:r>
       <w:r>
         <w:br/>
@@ -707,7 +902,7 @@
         <w:rPr>
           <w:rStyle w:val="VerbatimChar"/>
         </w:rPr>
-        <w:t xml:space="preserve">##  1st Qu.:-0.55091  </w:t>
+        <w:t xml:space="preserve">## [2,] 0.4647178 0.5113539 0.5519987 0.5841248 0.6057350 0.6154855 0.6127702 0.5977579 0.5713819 0.5352822</w:t>
       </w:r>
       <w:r>
         <w:br/>
@@ -716,274 +911,7 @@
         <w:rPr>
           <w:rStyle w:val="VerbatimChar"/>
         </w:rPr>
-        <w:t xml:space="preserve">##  Median : 0.05397  </w:t>
-      </w:r>
-      <w:r>
-        <w:br/>
-      </w:r>
-      <w:r>
-        <w:rPr>
-          <w:rStyle w:val="VerbatimChar"/>
-        </w:rPr>
-        <w:t xml:space="preserve">##  Mean   : 0.02988  </w:t>
-      </w:r>
-      <w:r>
-        <w:br/>
-      </w:r>
-      <w:r>
-        <w:rPr>
-          <w:rStyle w:val="VerbatimChar"/>
-        </w:rPr>
-        <w:t xml:space="preserve">##  3rd Qu.: 0.63279  </w:t>
-      </w:r>
-      <w:r>
-        <w:br/>
-      </w:r>
-      <w:r>
-        <w:rPr>
-          <w:rStyle w:val="VerbatimChar"/>
-        </w:rPr>
-        <w:t xml:space="preserve">##  Max.   : 0.99460</w:t>
-      </w:r>
-    </w:p>
-    <w:p>
-      <w:pPr>
-        <w:pStyle w:val="FirstParagraph"/>
-      </w:pPr>
-      <w:r>
-        <w:t xml:space="preserve">We now apply the divisive version of adaptive normalization and compare the</w:t>
-      </w:r>
-      <w:r>
-        <w:t xml:space="preserve"> </w:t>
-      </w:r>
-      <w:r>
-        <w:t xml:space="preserve">supervised target column (</w:t>
-      </w:r>
-      <w:r>
-        <w:rPr>
-          <w:rStyle w:val="VerbatimChar"/>
-        </w:rPr>
-        <w:t xml:space="preserve">t0</w:t>
-      </w:r>
-      <w:r>
-        <w:t xml:space="preserve">) before and after the transformation.</w:t>
-      </w:r>
-    </w:p>
-    <w:p>
-      <w:pPr>
-        <w:pStyle w:val="SourceCode"/>
-      </w:pPr>
-      <w:r>
-        <w:rPr>
-          <w:rStyle w:val="NormalTok"/>
-        </w:rPr>
-        <w:t xml:space="preserve">preproc </w:t>
-      </w:r>
-      <w:r>
-        <w:rPr>
-          <w:rStyle w:val="OtherTok"/>
-        </w:rPr>
-        <w:t xml:space="preserve">&lt;-</w:t>
-      </w:r>
-      <w:r>
-        <w:rPr>
-          <w:rStyle w:val="NormalTok"/>
-        </w:rPr>
-        <w:t xml:space="preserve"> </w:t>
-      </w:r>
-      <w:r>
-        <w:rPr>
-          <w:rStyle w:val="FunctionTok"/>
-        </w:rPr>
-        <w:t xml:space="preserve">ts_norm_an</w:t>
-      </w:r>
-      <w:r>
-        <w:rPr>
-          <w:rStyle w:val="NormalTok"/>
-        </w:rPr>
-        <w:t xml:space="preserve">()</w:t>
-      </w:r>
-      <w:r>
-        <w:br/>
-      </w:r>
-      <w:r>
-        <w:rPr>
-          <w:rStyle w:val="FunctionTok"/>
-        </w:rPr>
-        <w:t xml:space="preserve">set_example_seed</w:t>
-      </w:r>
-      <w:r>
-        <w:rPr>
-          <w:rStyle w:val="NormalTok"/>
-        </w:rPr>
-        <w:t xml:space="preserve">()</w:t>
-      </w:r>
-      <w:r>
-        <w:br/>
-      </w:r>
-      <w:r>
-        <w:rPr>
-          <w:rStyle w:val="NormalTok"/>
-        </w:rPr>
-        <w:t xml:space="preserve">preproc </w:t>
-      </w:r>
-      <w:r>
-        <w:rPr>
-          <w:rStyle w:val="OtherTok"/>
-        </w:rPr>
-        <w:t xml:space="preserve">&lt;-</w:t>
-      </w:r>
-      <w:r>
-        <w:rPr>
-          <w:rStyle w:val="NormalTok"/>
-        </w:rPr>
-        <w:t xml:space="preserve"> </w:t>
-      </w:r>
-      <w:r>
-        <w:rPr>
-          <w:rStyle w:val="FunctionTok"/>
-        </w:rPr>
-        <w:t xml:space="preserve">fit</w:t>
-      </w:r>
-      <w:r>
-        <w:rPr>
-          <w:rStyle w:val="NormalTok"/>
-        </w:rPr>
-        <w:t xml:space="preserve">(preproc, ts)</w:t>
-      </w:r>
-      <w:r>
-        <w:br/>
-      </w:r>
-      <w:r>
-        <w:rPr>
-          <w:rStyle w:val="NormalTok"/>
-        </w:rPr>
-        <w:t xml:space="preserve">tst </w:t>
-      </w:r>
-      <w:r>
-        <w:rPr>
-          <w:rStyle w:val="OtherTok"/>
-        </w:rPr>
-        <w:t xml:space="preserve">&lt;-</w:t>
-      </w:r>
-      <w:r>
-        <w:rPr>
-          <w:rStyle w:val="NormalTok"/>
-        </w:rPr>
-        <w:t xml:space="preserve"> </w:t>
-      </w:r>
-      <w:r>
-        <w:rPr>
-          <w:rStyle w:val="FunctionTok"/>
-        </w:rPr>
-        <w:t xml:space="preserve">transform</w:t>
-      </w:r>
-      <w:r>
-        <w:rPr>
-          <w:rStyle w:val="NormalTok"/>
-        </w:rPr>
-        <w:t xml:space="preserve">(preproc, ts)</w:t>
-      </w:r>
-      <w:r>
-        <w:br/>
-      </w:r>
-      <w:r>
-        <w:rPr>
-          <w:rStyle w:val="FunctionTok"/>
-        </w:rPr>
-        <w:t xml:space="preserve">ts_head</w:t>
-      </w:r>
-      <w:r>
-        <w:rPr>
-          <w:rStyle w:val="NormalTok"/>
-        </w:rPr>
-        <w:t xml:space="preserve">(tst, </w:t>
-      </w:r>
-      <w:r>
-        <w:rPr>
-          <w:rStyle w:val="DecValTok"/>
-        </w:rPr>
-        <w:t xml:space="preserve">3</w:t>
-      </w:r>
-      <w:r>
-        <w:rPr>
-          <w:rStyle w:val="NormalTok"/>
-        </w:rPr>
-        <w:t xml:space="preserve">)</w:t>
-      </w:r>
-    </w:p>
-    <w:p>
-      <w:pPr>
-        <w:pStyle w:val="SourceCode"/>
-      </w:pPr>
-      <w:r>
-        <w:rPr>
-          <w:rStyle w:val="VerbatimChar"/>
-        </w:rPr>
-        <w:t xml:space="preserve">##             t9        t8        t7        t6        t5        t4        t3</w:t>
-      </w:r>
-      <w:r>
-        <w:br/>
-      </w:r>
-      <w:r>
-        <w:rPr>
-          <w:rStyle w:val="VerbatimChar"/>
-        </w:rPr>
-        <w:t xml:space="preserve">## [1,] 0.4149898 0.4690512 0.5197513 0.5639379 0.5988636 0.6223569 0.6329571</w:t>
-      </w:r>
-      <w:r>
-        <w:br/>
-      </w:r>
-      <w:r>
-        <w:rPr>
-          <w:rStyle w:val="VerbatimChar"/>
-        </w:rPr>
-        <w:t xml:space="preserve">## [2,] 0.4647178 0.5113539 0.5519987 0.5841248 0.6057350 0.6154855 0.6127702</w:t>
-      </w:r>
-      <w:r>
-        <w:br/>
-      </w:r>
-      <w:r>
-        <w:rPr>
-          <w:rStyle w:val="VerbatimChar"/>
-        </w:rPr>
-        <w:t xml:space="preserve">## [3,] 0.5096517 0.5495785 0.5811372 0.6023656 0.6119439 0.6092766 0.5945294</w:t>
-      </w:r>
-      <w:r>
-        <w:br/>
-      </w:r>
-      <w:r>
-        <w:rPr>
-          <w:rStyle w:val="VerbatimChar"/>
-        </w:rPr>
-        <w:t xml:space="preserve">##             t2        t1        t0</w:t>
-      </w:r>
-      <w:r>
-        <w:br/>
-      </w:r>
-      <w:r>
-        <w:rPr>
-          <w:rStyle w:val="VerbatimChar"/>
-        </w:rPr>
-        <w:t xml:space="preserve">## [1,] 0.6300052 0.6136847 0.5850102</w:t>
-      </w:r>
-      <w:r>
-        <w:br/>
-      </w:r>
-      <w:r>
-        <w:rPr>
-          <w:rStyle w:val="VerbatimChar"/>
-        </w:rPr>
-        <w:t xml:space="preserve">## [2,] 0.5977579 0.5713819 0.5352822</w:t>
-      </w:r>
-      <w:r>
-        <w:br/>
-      </w:r>
-      <w:r>
-        <w:rPr>
-          <w:rStyle w:val="VerbatimChar"/>
-        </w:rPr>
-        <w:t xml:space="preserve">## [3,] 0.5686194 0.5331573 0.4903483</w:t>
+        <w:t xml:space="preserve">## [3,] 0.5096517 0.5495785 0.5811372 0.6023656 0.6119439 0.6092766 0.5945294 0.5686194 0.5331573 0.4903483</w:t>
       </w:r>
     </w:p>
     <w:p>
@@ -1678,7 +1606,7 @@
               <a:graphicData uri="http://schemas.openxmlformats.org/drawingml/2006/picture">
                 <pic:pic>
                   <pic:nvPicPr>
-                    <pic:cNvPr descr="C:\Git\dal\tspredit\examples\normalization\doc\05-adaptive-normalization_files/29ce265b3ce6d7d369fc8e84c45a278702173919.png" id="14" name="Picture"/>
+                    <pic:cNvPr descr="/home/gpca/tspredit/examples/normalization/doc/05-adaptive-normalization_files/7c420e023b09d7837be42bf8c289d418b958aad6.png" id="14" name="Picture"/>
                     <pic:cNvPicPr>
                       <a:picLocks noChangeArrowheads="1" noChangeAspect="1"/>
                     </pic:cNvPicPr>
